--- a/backend/templates/bbnt_ezs_fb_nonop.v2.docx
+++ b/backend/templates/bbnt_ezs_fb_nonop.v2.docx
@@ -449,7 +449,7 @@
           <w:szCs w:val="24"/>
           <w:rtl w:val="0"/>
         </w:rPr>
-        <w:t xml:space="preserve">ký ngày XX tháng XX năm 20XX</w:t>
+        <w:t xml:space="preserve">{{contract_signed}}</w:t>
       </w:r>
       <w:commentRangeEnd w:id="0"/>
       <w:r>

--- a/backend/templates/bbnt_ezs_fb_nonop.v2.docx
+++ b/backend/templates/bbnt_ezs_fb_nonop.v2.docx
@@ -1101,6 +1101,544 @@
           <w:rtl w:val="0"/>
         </w:rPr>
         <w:t xml:space="preserve">Sau chương trình, Bên A tổng kết tổng doanh số của chiến dịch như sau: </w:t>
+      </w:r>
+    </w:p>
+    <w:p>
+      <w:r>
+        <w:t>{{brand_section_start}}</w:t>
+      </w:r>
+    </w:p>
+    <w:p>
+      <w:r>
+        <w:rPr>
+          <w:rFonts w:ascii="Times New Roman" w:cs="Times New Roman" w:eastAsia="Times New Roman" w:hAnsi="Times New Roman"/>
+          <w:b w:val="1"/>
+          <w:color w:val="000000"/>
+          <w:sz w:val="24"/>
+          <w:szCs w:val="24"/>
+          <w:rtl w:val="0"/>
+        </w:rPr>
+        <w:t>{{brand.index}}. {{brand.name}}</w:t>
+      </w:r>
+    </w:p>
+    <w:tbl>
+      <w:tblPr>
+        <w:tblStyle w:val="Table2"/>
+        <w:tblW w:w="9016.0" w:type="dxa"/>
+        <w:jc w:val="center"/>
+        <w:tblBorders>
+          <w:top w:color="000000" w:space="0" w:sz="4" w:val="single"/>
+          <w:left w:color="000000" w:space="0" w:sz="4" w:val="single"/>
+          <w:bottom w:color="000000" w:space="0" w:sz="4" w:val="single"/>
+          <w:right w:color="000000" w:space="0" w:sz="4" w:val="single"/>
+          <w:insideH w:color="000000" w:space="0" w:sz="4" w:val="single"/>
+          <w:insideV w:color="000000" w:space="0" w:sz="4" w:val="single"/>
+        </w:tblBorders>
+        <w:tblLayout w:type="fixed"/>
+        <w:tblLook w:val="0400"/>
+      </w:tblPr>
+      <w:tblGrid>
+        <w:gridCol w:w="5598"/>
+        <w:gridCol w:w="1407"/>
+        <w:gridCol w:w="2011"/>
+        <w:tblGridChange w:id="0">
+          <w:tblGrid>
+            <w:gridCol w:w="5598"/>
+            <w:gridCol w:w="1407"/>
+            <w:gridCol w:w="2011"/>
+          </w:tblGrid>
+        </w:tblGridChange>
+      </w:tblGrid>
+      <w:tr>
+        <w:trPr>
+          <w:cantSplit w:val="0"/>
+          <w:tblHeader w:val="0"/>
+        </w:trPr>
+        <w:tc>
+          <w:tcPr>
+            <w:vAlign w:val="center"/>
+          </w:tcPr>
+          <w:p>
+            <w:pPr>
+              <w:jc w:val="center"/>
+              <w:rPr>
+                <w:rFonts w:ascii="Times New Roman" w:cs="Times New Roman" w:eastAsia="Times New Roman" w:hAnsi="Times New Roman"/>
+                <w:b w:val="1"/>
+                <w:color w:val="000000"/>
+                <w:sz w:val="24"/>
+                <w:szCs w:val="24"/>
+              </w:rPr>
+            </w:pPr>
+            <w:r>
+              <w:rPr>
+                <w:rFonts w:ascii="Times New Roman" w:cs="Times New Roman" w:eastAsia="Times New Roman" w:hAnsi="Times New Roman"/>
+                <w:b w:val="1"/>
+                <w:color w:val="000000"/>
+                <w:sz w:val="24"/>
+                <w:szCs w:val="24"/>
+                <w:rtl w:val="0"/>
+              </w:rPr>
+              <w:t xml:space="preserve">TÊN SẢN PHẨM</w:t>
+            </w:r>
+          </w:p>
+        </w:tc>
+        <w:tc>
+          <w:tcPr>
+            <w:vAlign w:val="center"/>
+          </w:tcPr>
+          <w:p>
+            <w:pPr>
+              <w:jc w:val="center"/>
+              <w:rPr>
+                <w:rFonts w:ascii="Times New Roman" w:cs="Times New Roman" w:eastAsia="Times New Roman" w:hAnsi="Times New Roman"/>
+                <w:b w:val="1"/>
+                <w:color w:val="000000"/>
+                <w:sz w:val="24"/>
+                <w:szCs w:val="24"/>
+              </w:rPr>
+            </w:pPr>
+            <w:r>
+              <w:rPr>
+                <w:rFonts w:ascii="Times New Roman" w:cs="Times New Roman" w:eastAsia="Times New Roman" w:hAnsi="Times New Roman"/>
+                <w:b w:val="1"/>
+                <w:color w:val="000000"/>
+                <w:sz w:val="24"/>
+                <w:szCs w:val="24"/>
+                <w:rtl w:val="0"/>
+              </w:rPr>
+              <w:t xml:space="preserve">SỐ LƯỢNG</w:t>
+            </w:r>
+          </w:p>
+        </w:tc>
+        <w:tc>
+          <w:tcPr>
+            <w:vAlign w:val="center"/>
+          </w:tcPr>
+          <w:p>
+            <w:pPr>
+              <w:jc w:val="center"/>
+              <w:rPr>
+                <w:rFonts w:ascii="Times New Roman" w:cs="Times New Roman" w:eastAsia="Times New Roman" w:hAnsi="Times New Roman"/>
+                <w:b w:val="1"/>
+                <w:color w:val="000000"/>
+                <w:sz w:val="24"/>
+                <w:szCs w:val="24"/>
+              </w:rPr>
+            </w:pPr>
+            <w:r>
+              <w:rPr>
+                <w:rFonts w:ascii="Times New Roman" w:cs="Times New Roman" w:eastAsia="Times New Roman" w:hAnsi="Times New Roman"/>
+                <w:b w:val="1"/>
+                <w:color w:val="000000"/>
+                <w:sz w:val="24"/>
+                <w:szCs w:val="24"/>
+                <w:rtl w:val="0"/>
+              </w:rPr>
+              <w:t xml:space="preserve">DOANH THU</w:t>
+            </w:r>
+          </w:p>
+        </w:tc>
+      </w:tr>
+      <w:tr>
+        <w:trPr>
+          <w:cantSplit w:val="0"/>
+          <w:tblHeader w:val="0"/>
+        </w:trPr>
+        <w:tc>
+          <w:tcPr>
+            <w:vAlign w:val="center"/>
+          </w:tcPr>
+          <w:p>
+            <w:pPr>
+              <w:rPr>
+                <w:rFonts w:ascii="Times New Roman" w:cs="Times New Roman" w:eastAsia="Times New Roman" w:hAnsi="Times New Roman"/>
+                <w:sz w:val="24"/>
+                <w:szCs w:val="24"/>
+              </w:rPr>
+            </w:pPr>
+            <w:r>
+              <w:rPr>
+                <w:rtl w:val="0"/>
+              </w:rPr>
+            </w:r>
+            <w:r>
+              <w:rPr>
+                <w:rFonts w:ascii="Times New Roman" w:cs="Times New Roman" w:eastAsia="Times New Roman" w:hAnsi="Times New Roman"/>
+                <w:sz w:val="24"/>
+                <w:szCs w:val="24"/>
+              </w:rPr>
+              <w:t>{{item.name}}</w:t>
+            </w:r>
+          </w:p>
+        </w:tc>
+        <w:tc>
+          <w:tcPr>
+            <w:vAlign w:val="center"/>
+          </w:tcPr>
+          <w:p>
+            <w:pPr>
+              <w:jc w:val="center"/>
+              <w:rPr>
+                <w:rFonts w:ascii="Times New Roman" w:cs="Times New Roman" w:eastAsia="Times New Roman" w:hAnsi="Times New Roman"/>
+                <w:sz w:val="24"/>
+                <w:szCs w:val="24"/>
+              </w:rPr>
+            </w:pPr>
+            <w:r>
+              <w:rPr>
+                <w:rtl w:val="0"/>
+              </w:rPr>
+            </w:r>
+            <w:r>
+              <w:rPr>
+                <w:rFonts w:ascii="Times New Roman" w:cs="Times New Roman" w:eastAsia="Times New Roman" w:hAnsi="Times New Roman"/>
+                <w:sz w:val="24"/>
+                <w:szCs w:val="24"/>
+              </w:rPr>
+              <w:t>{{item.quantity}}</w:t>
+            </w:r>
+          </w:p>
+        </w:tc>
+        <w:tc>
+          <w:tcPr>
+            <w:vAlign w:val="center"/>
+          </w:tcPr>
+          <w:p>
+            <w:pPr>
+              <w:jc w:val="center"/>
+              <w:rPr>
+                <w:rFonts w:ascii="Times New Roman" w:cs="Times New Roman" w:eastAsia="Times New Roman" w:hAnsi="Times New Roman"/>
+                <w:sz w:val="24"/>
+                <w:szCs w:val="24"/>
+              </w:rPr>
+            </w:pPr>
+            <w:r>
+              <w:rPr>
+                <w:rtl w:val="0"/>
+              </w:rPr>
+            </w:r>
+            <w:r>
+              <w:rPr>
+                <w:rFonts w:ascii="Times New Roman" w:cs="Times New Roman" w:eastAsia="Times New Roman" w:hAnsi="Times New Roman"/>
+                <w:sz w:val="24"/>
+                <w:szCs w:val="24"/>
+              </w:rPr>
+              <w:t>{{item.revenue}}</w:t>
+            </w:r>
+          </w:p>
+        </w:tc>
+      </w:tr>
+      <w:tr>
+        <w:trPr>
+          <w:cantSplit w:val="0"/>
+          <w:trHeight w:val="447" w:hRule="atLeast"/>
+          <w:tblHeader w:val="0"/>
+        </w:trPr>
+        <w:tc>
+          <w:tcPr>
+            <w:vAlign w:val="center"/>
+          </w:tcPr>
+          <w:p>
+            <w:pPr>
+              <w:jc w:val="center"/>
+              <w:rPr>
+                <w:rFonts w:ascii="Times New Roman" w:cs="Times New Roman" w:eastAsia="Times New Roman" w:hAnsi="Times New Roman"/>
+                <w:b w:val="1"/>
+                <w:color w:val="000000"/>
+                <w:sz w:val="24"/>
+                <w:szCs w:val="24"/>
+              </w:rPr>
+            </w:pPr>
+            <w:r>
+              <w:rPr>
+                <w:rFonts w:ascii="Times New Roman" w:cs="Times New Roman" w:eastAsia="Times New Roman" w:hAnsi="Times New Roman"/>
+                <w:b w:val="1"/>
+                <w:color w:val="000000"/>
+                <w:sz w:val="24"/>
+                <w:szCs w:val="24"/>
+                <w:rtl w:val="0"/>
+              </w:rPr>
+              <w:t xml:space="preserve">TỔNG CỘNG</w:t>
+            </w:r>
+          </w:p>
+        </w:tc>
+        <w:tc>
+          <w:tcPr>
+            <w:vAlign w:val="center"/>
+          </w:tcPr>
+          <w:p>
+            <w:pPr>
+              <w:jc w:val="center"/>
+              <w:rPr>
+                <w:rFonts w:ascii="Times New Roman" w:cs="Times New Roman" w:eastAsia="Times New Roman" w:hAnsi="Times New Roman"/>
+                <w:b w:val="1"/>
+                <w:sz w:val="24"/>
+                <w:szCs w:val="24"/>
+              </w:rPr>
+            </w:pPr>
+            <w:r>
+              <w:rPr>
+                <w:rtl w:val="0"/>
+              </w:rPr>
+            </w:r>
+            <w:r>
+              <w:rPr>
+                <w:rFonts w:ascii="Times New Roman" w:cs="Times New Roman" w:eastAsia="Times New Roman" w:hAnsi="Times New Roman"/>
+                <w:b w:val="1"/>
+                <w:sz w:val="24"/>
+                <w:szCs w:val="24"/>
+              </w:rPr>
+              <w:t>{{brand.total_quantity}}</w:t>
+            </w:r>
+          </w:p>
+        </w:tc>
+        <w:tc>
+          <w:tcPr>
+            <w:vAlign w:val="center"/>
+          </w:tcPr>
+          <w:p>
+            <w:pPr>
+              <w:jc w:val="center"/>
+              <w:rPr>
+                <w:rFonts w:ascii="Times New Roman" w:cs="Times New Roman" w:eastAsia="Times New Roman" w:hAnsi="Times New Roman"/>
+                <w:b w:val="1"/>
+                <w:sz w:val="24"/>
+                <w:szCs w:val="24"/>
+              </w:rPr>
+            </w:pPr>
+            <w:r>
+              <w:rPr>
+                <w:rtl w:val="0"/>
+              </w:rPr>
+            </w:r>
+            <w:r>
+              <w:rPr>
+                <w:rFonts w:ascii="Times New Roman" w:cs="Times New Roman" w:eastAsia="Times New Roman" w:hAnsi="Times New Roman"/>
+                <w:b w:val="1"/>
+                <w:sz w:val="24"/>
+                <w:szCs w:val="24"/>
+              </w:rPr>
+              <w:t>{{brand.nmv}}</w:t>
+            </w:r>
+          </w:p>
+        </w:tc>
+      </w:tr>
+    </w:tbl>
+    <w:tbl>
+      <w:tblPr>
+        <w:tblStyle w:val="Table3"/>
+        <w:tblW w:w="9016.0" w:type="dxa"/>
+        <w:jc w:val="left"/>
+        <w:tblBorders>
+          <w:top w:color="000000" w:space="0" w:sz="4" w:val="single"/>
+          <w:left w:color="000000" w:space="0" w:sz="4" w:val="single"/>
+          <w:bottom w:color="000000" w:space="0" w:sz="4" w:val="single"/>
+          <w:right w:color="000000" w:space="0" w:sz="4" w:val="single"/>
+          <w:insideH w:color="000000" w:space="0" w:sz="4" w:val="single"/>
+          <w:insideV w:color="000000" w:space="0" w:sz="4" w:val="single"/>
+        </w:tblBorders>
+        <w:tblLayout w:type="fixed"/>
+        <w:tblLook w:val="0400"/>
+      </w:tblPr>
+      <w:tblGrid>
+        <w:gridCol w:w="3005"/>
+        <w:gridCol w:w="3005"/>
+        <w:gridCol w:w="3006"/>
+        <w:tblGridChange w:id="0">
+          <w:tblGrid>
+            <w:gridCol w:w="3005"/>
+            <w:gridCol w:w="3005"/>
+            <w:gridCol w:w="3006"/>
+          </w:tblGrid>
+        </w:tblGridChange>
+      </w:tblGrid>
+      <w:tr>
+        <w:trPr>
+          <w:cantSplit w:val="0"/>
+          <w:tblHeader w:val="0"/>
+        </w:trPr>
+        <w:tc>
+          <w:tcPr/>
+          <w:p>
+            <w:pPr>
+              <w:jc w:val="center"/>
+              <w:rPr>
+                <w:rFonts w:ascii="Times New Roman" w:cs="Times New Roman" w:eastAsia="Times New Roman" w:hAnsi="Times New Roman"/>
+                <w:b w:val="1"/>
+                <w:i w:val="1"/>
+                <w:color w:val="000000"/>
+                <w:sz w:val="24"/>
+                <w:szCs w:val="24"/>
+              </w:rPr>
+            </w:pPr>
+            <w:r>
+              <w:rPr>
+                <w:rFonts w:ascii="Times New Roman" w:cs="Times New Roman" w:eastAsia="Times New Roman" w:hAnsi="Times New Roman"/>
+                <w:b w:val="1"/>
+                <w:i w:val="1"/>
+                <w:color w:val="000000"/>
+                <w:sz w:val="24"/>
+                <w:szCs w:val="24"/>
+                <w:rtl w:val="0"/>
+              </w:rPr>
+              <w:t xml:space="preserve">Doanh thu ước tính (A)</w:t>
+            </w:r>
+          </w:p>
+        </w:tc>
+        <w:tc>
+          <w:tcPr/>
+          <w:p>
+            <w:pPr>
+              <w:jc w:val="center"/>
+              <w:rPr>
+                <w:rFonts w:ascii="Times New Roman" w:cs="Times New Roman" w:eastAsia="Times New Roman" w:hAnsi="Times New Roman"/>
+                <w:b w:val="1"/>
+                <w:i w:val="1"/>
+                <w:color w:val="000000"/>
+                <w:sz w:val="24"/>
+                <w:szCs w:val="24"/>
+              </w:rPr>
+            </w:pPr>
+            <w:r>
+              <w:rPr>
+                <w:rFonts w:ascii="Times New Roman" w:cs="Times New Roman" w:eastAsia="Times New Roman" w:hAnsi="Times New Roman"/>
+                <w:b w:val="1"/>
+                <w:i w:val="1"/>
+                <w:color w:val="000000"/>
+                <w:sz w:val="24"/>
+                <w:szCs w:val="24"/>
+                <w:rtl w:val="0"/>
+              </w:rPr>
+              <w:t xml:space="preserve">Doanh thu thực nhận (B)</w:t>
+            </w:r>
+          </w:p>
+        </w:tc>
+        <w:tc>
+          <w:tcPr/>
+          <w:p>
+            <w:pPr>
+              <w:jc w:val="center"/>
+              <w:rPr>
+                <w:rFonts w:ascii="Times New Roman" w:cs="Times New Roman" w:eastAsia="Times New Roman" w:hAnsi="Times New Roman"/>
+                <w:b w:val="1"/>
+                <w:i w:val="1"/>
+                <w:color w:val="000000"/>
+                <w:sz w:val="24"/>
+                <w:szCs w:val="24"/>
+              </w:rPr>
+            </w:pPr>
+            <w:r>
+              <w:rPr>
+                <w:rFonts w:ascii="Times New Roman" w:cs="Times New Roman" w:eastAsia="Times New Roman" w:hAnsi="Times New Roman"/>
+                <w:b w:val="1"/>
+                <w:i w:val="1"/>
+                <w:color w:val="000000"/>
+                <w:sz w:val="24"/>
+                <w:szCs w:val="24"/>
+                <w:rtl w:val="0"/>
+              </w:rPr>
+              <w:t xml:space="preserve">%Tỷ lệ hủy đơn (1-(B)/(A)</w:t>
+            </w:r>
+          </w:p>
+        </w:tc>
+      </w:tr>
+      <w:tr>
+        <w:trPr>
+          <w:cantSplit w:val="0"/>
+          <w:tblHeader w:val="0"/>
+        </w:trPr>
+        <w:tc>
+          <w:tcPr/>
+          <w:p>
+            <w:pPr>
+              <w:rPr>
+                <w:rFonts w:ascii="Times New Roman" w:cs="Times New Roman" w:eastAsia="Times New Roman" w:hAnsi="Times New Roman"/>
+                <w:i w:val="1"/>
+                <w:color w:val="000000"/>
+                <w:sz w:val="24"/>
+                <w:szCs w:val="24"/>
+              </w:rPr>
+            </w:pPr>
+            <w:r>
+              <w:rPr>
+                <w:rtl w:val="0"/>
+              </w:rPr>
+            </w:r>
+            <w:r>
+              <w:rPr>
+                <w:rFonts w:ascii="Times New Roman" w:cs="Times New Roman" w:eastAsia="Times New Roman" w:hAnsi="Times New Roman"/>
+                <w:i w:val="1"/>
+                <w:color w:val="000000"/>
+                <w:sz w:val="24"/>
+                <w:szCs w:val="24"/>
+              </w:rPr>
+              <w:t>{{brand.gmv_estimated}}</w:t>
+            </w:r>
+          </w:p>
+        </w:tc>
+        <w:tc>
+          <w:tcPr/>
+          <w:p>
+            <w:pPr>
+              <w:rPr>
+                <w:rFonts w:ascii="Times New Roman" w:cs="Times New Roman" w:eastAsia="Times New Roman" w:hAnsi="Times New Roman"/>
+                <w:i w:val="1"/>
+                <w:color w:val="000000"/>
+                <w:sz w:val="24"/>
+                <w:szCs w:val="24"/>
+              </w:rPr>
+            </w:pPr>
+            <w:r>
+              <w:rPr>
+                <w:rtl w:val="0"/>
+              </w:rPr>
+            </w:r>
+            <w:r>
+              <w:rPr>
+                <w:rFonts w:ascii="Times New Roman" w:cs="Times New Roman" w:eastAsia="Times New Roman" w:hAnsi="Times New Roman"/>
+                <w:i w:val="1"/>
+                <w:color w:val="000000"/>
+                <w:sz w:val="24"/>
+                <w:szCs w:val="24"/>
+              </w:rPr>
+              <w:t>{{brand.nmv}}</w:t>
+            </w:r>
+          </w:p>
+        </w:tc>
+        <w:tc>
+          <w:tcPr/>
+          <w:p>
+            <w:pPr>
+              <w:rPr>
+                <w:rFonts w:ascii="Times New Roman" w:cs="Times New Roman" w:eastAsia="Times New Roman" w:hAnsi="Times New Roman"/>
+                <w:i w:val="1"/>
+                <w:color w:val="000000"/>
+                <w:sz w:val="24"/>
+                <w:szCs w:val="24"/>
+              </w:rPr>
+            </w:pPr>
+            <w:r>
+              <w:rPr>
+                <w:rtl w:val="0"/>
+              </w:rPr>
+            </w:r>
+            <w:r>
+              <w:rPr>
+                <w:rFonts w:ascii="Times New Roman" w:cs="Times New Roman" w:eastAsia="Times New Roman" w:hAnsi="Times New Roman"/>
+                <w:i w:val="1"/>
+                <w:color w:val="000000"/>
+                <w:sz w:val="24"/>
+                <w:szCs w:val="24"/>
+              </w:rPr>
+              <w:t>{{brand.cancellation_rate_pct}}</w:t>
+            </w:r>
+          </w:p>
+        </w:tc>
+      </w:tr>
+    </w:tbl>
+    <w:p>
+      <w:r>
+        <w:t>{{brand_section_end}}</w:t>
       </w:r>
     </w:p>
     <w:tbl>

--- a/backend/templates/bbnt_ezs_fb_nonop.v2.docx
+++ b/backend/templates/bbnt_ezs_fb_nonop.v2.docx
@@ -1641,6 +1641,11 @@
         <w:t>{{brand_section_end}}</w:t>
       </w:r>
     </w:p>
+    <w:p>
+      <w:r>
+        <w:t>{{summary_section_start}}</w:t>
+      </w:r>
+    </w:p>
     <w:tbl>
       <w:tblPr>
         <w:tblStyle w:val="Table2"/>
@@ -2081,6 +2086,11 @@
         <w:rPr>
           <w:rtl w:val="0"/>
         </w:rPr>
+      </w:r>
+    </w:p>
+    <w:p>
+      <w:r>
+        <w:t>{{summary_section_end}}</w:t>
       </w:r>
     </w:p>
     <w:tbl>
